--- a/data/processed/QUY ĐỊNH Đánh giá kết quả rèn luyện đối với sinh viên của Học viện Ngân hàng .docx
+++ b/data/processed/QUY ĐỊNH Đánh giá kết quả rèn luyện đối với sinh viên của Học viện Ngân hàng .docx
@@ -11,6 +11,14 @@
       </w:r>
     </w:p>
     <w:p>
+      <w:r>
+        <w:rPr>
+          <w:lang w:val="vi-VN"/>
+        </w:rPr>
+        <w:t>02 tháng 6 năm 2025</w:t>
+      </w:r>
+    </w:p>
+    <w:p>
       <w:pPr>
         <w:rPr>
           <w:lang w:val="vi-VN"/>
@@ -37,16 +45,11 @@
       </w:r>
     </w:p>
     <w:p>
-      <w:pPr>
-        <w:rPr>
-          <w:lang w:val="vi-VN"/>
-        </w:rPr>
-      </w:pPr>
-      <w:r>
-        <w:rPr>
-          <w:lang w:val="vi-VN"/>
-        </w:rPr>
-        <w:t>QUY ĐỊNH Đánh giá kết quả rèn luyện đối với sinh viên của Học viện Ngân hàng (Ban hành theo Quyết định số 2202/QĐ-HVNH ngày 02 tháng 6 năm 2025 của Giám đốc Học viện Ngân hàng)</w:t>
+      <w:r>
+        <w:rPr>
+          <w:lang w:val="vi-VN"/>
+        </w:rPr>
+        <w:t>QUY ĐỊNH Đánh giá kết quả rèn luyện đối với sinh viên của Học viện Ngân hàng</w:t>
       </w:r>
     </w:p>
     <w:p>
